--- a/companies/meridian-actuarial/Engagements/Martinez LLC/Meeting Minutes 2020-12-28 - Martinez LLC.docx
+++ b/companies/meridian-actuarial/Engagements/Martinez LLC/Meeting Minutes 2020-12-28 - Martinez LLC.docx
@@ -3,16 +3,8 @@
 <w:document xmlns:wpc="http://schemas.microsoft.com/office/word/2010/wordprocessingCanvas" xmlns:mo="http://schemas.microsoft.com/office/mac/office/2008/main" xmlns:mc="http://schemas.openxmlformats.org/markup-compatibility/2006" xmlns:mv="urn:schemas-microsoft-com:mac:vml" xmlns:o="urn:schemas-microsoft-com:office:office" xmlns:r="http://schemas.openxmlformats.org/officeDocument/2006/relationships" xmlns:m="http://schemas.openxmlformats.org/officeDocument/2006/math" xmlns:v="urn:schemas-microsoft-com:vml" xmlns:wp14="http://schemas.microsoft.com/office/word/2010/wordprocessingDrawing" xmlns:wp="http://schemas.openxmlformats.org/drawingml/2006/wordprocessingDrawing" xmlns:w10="urn:schemas-microsoft-com:office:word" xmlns:w="http://schemas.openxmlformats.org/wordprocessingml/2006/main" xmlns:w14="http://schemas.microsoft.com/office/word/2010/wordml" xmlns:wpg="http://schemas.microsoft.com/office/word/2010/wordprocessingGroup" xmlns:wpi="http://schemas.microsoft.com/office/word/2010/wordprocessingInk" xmlns:wne="http://schemas.microsoft.com/office/word/2006/wordml" xmlns:wps="http://schemas.microsoft.com/office/word/2010/wordprocessingShape" mc:Ignorable="w14 wp14">
   <w:body>
     <w:p>
-      <w:pPr>
-        <w:pStyle w:val="Heading1"/>
-      </w:pPr>
       <w:r>
-        <w:t>Review Session: Retiree Medical Valuation for Martinez LLC</w:t>
-      </w:r>
-    </w:p>
-    <w:p>
-      <w:r>
-        <w:t>Date: December 28, 2020. Minutes recorded by Jennifer Vasquez.</w:t>
+        <w:t>Martinez LLC retiree medical valuation. Review of preliminary results, held by video conference.</w:t>
       </w:r>
     </w:p>
     <w:p>
@@ -20,7 +12,7 @@
         <w:pStyle w:val="Heading2"/>
       </w:pPr>
       <w:r>
-        <w:t>In Attendance</w:t>
+        <w:t>Those attending</w:t>
       </w:r>
     </w:p>
     <w:p>
@@ -28,7 +20,7 @@
         <w:pStyle w:val="ListBullet"/>
       </w:pPr>
       <w:r>
-        <w:t>Jennifer Vasquez, Consulting Actuary, Meridian Actuarial Advisors (recording)</w:t>
+        <w:t>Jennifer Vasquez, Consulting Actuary</w:t>
       </w:r>
     </w:p>
     <w:p>
@@ -36,7 +28,7 @@
         <w:pStyle w:val="ListBullet"/>
       </w:pPr>
       <w:r>
-        <w:t>Jeffrey Ochoa, Actuarial Analyst, Meridian Actuarial Advisors</w:t>
+        <w:t>Jeffrey Ochoa, Actuarial Analyst</w:t>
       </w:r>
     </w:p>
     <w:p>
@@ -44,7 +36,7 @@
         <w:pStyle w:val="ListBullet"/>
       </w:pPr>
       <w:r>
-        <w:t>Amanda White, Actuarial Associate, Meridian Actuarial Advisors</w:t>
+        <w:t>Amanda White, Actuarial Associate</w:t>
       </w:r>
     </w:p>
     <w:p>
@@ -60,12 +52,17 @@
         <w:pStyle w:val="Heading2"/>
       </w:pPr>
       <w:r>
-        <w:t>Purpose</w:t>
+        <w:t>Preliminary results</w:t>
       </w:r>
     </w:p>
     <w:p>
       <w:r>
-        <w:t>The measurement is complete and the draft report is with the client for review. The session worked through the client's comments and fixed the steps to a final, signed opinion. None of the comments touched the measured obligation.</w:t>
+        <w:t>Jennifer Vasquez presented preliminary results using the discount rate the company selected. The results are a draft. They are not the actuarial opinion and should not be circulated outside the company. They reflect the plan terms confirmed earlier, including the treatment of surviving spouse coverage.</w:t>
+      </w:r>
+    </w:p>
+    <w:p>
+      <w:r>
+        <w:t>Amanda White reported that the results were checked independently, from the census through to the obligation. One error in the dependent records was found and corrected before the meeting. The correction did not change any conclusion.</w:t>
       </w:r>
     </w:p>
     <w:p>
@@ -73,17 +70,27 @@
         <w:pStyle w:val="Heading2"/>
       </w:pPr>
       <w:r>
-        <w:t>The Measurement</w:t>
+        <w:t>Sensitivity</w:t>
       </w:r>
     </w:p>
     <w:p>
       <w:r>
-        <w:t>Jeffrey Ochoa reported that the obligation is measured and the exhibits reconcile to the census as reconciled earlier in the engagement. The workbook carries each figure from the data through to the accounting disclosure, so every number can be traced to its source. Nothing in the result rests on a figure not tied back to the client's own records.</w:t>
+        <w:t>Jeffrey Ochoa walked through the sensitivity exhibit. The obligation moves most with the trend assumption and the discount rate. Mortality has a smaller effect.</w:t>
       </w:r>
     </w:p>
     <w:p>
       <w:r>
-        <w:t>The measurement reflects the plan as it stands, with the adopted contribution schedule now in place of the earlier placeholder. Jeffrey Ochoa confirmed that swapping the final schedule in did not move the obligation materially. The board's discussed amendment is not reflected, as agreed at the outset, and the report notes that it would require a separate measurement.</w:t>
+        <w:t>Jason Wagner asked whether the trend assumption could be lowered. Jennifer Vasquez said it could, if the company had evidence that its costs will rise more slowly than the reference model indicates. Without that evidence, the team does not recommend it.</w:t>
+      </w:r>
+    </w:p>
+    <w:p>
+      <w:r>
+        <w:t>Jason Wagner asked how much of the result rests on the months of deferred care. Jeffrey Ochoa answered that the recommended basis leaves those months out, as agreed at the earlier working session.</w:t>
+      </w:r>
+    </w:p>
+    <w:p>
+      <w:r>
+        <w:t>Jennifer Vasquez added that claims in the most recent months have moved back toward earlier levels. That observation is consistent with the choice. It does not prove it.</w:t>
       </w:r>
     </w:p>
     <w:p>
@@ -91,27 +98,17 @@
         <w:pStyle w:val="Heading2"/>
       </w:pPr>
       <w:r>
-        <w:t>The Draft Report</w:t>
+        <w:t>Contributions</w:t>
       </w:r>
     </w:p>
     <w:p>
       <w:r>
-        <w:t>Amanda White confirmed that the exhibits in the draft match the final workbook. The report keeps its three parts: what the data show, what was assumed, and what is concluded. The actuarial standards the opinion rests on are named, and the reliance on the client's data is stated plainly. The reliance language was read through at the session and agreed as it stands.</w:t>
+        <w:t>The preliminary results assume retiree contributions rise with plan costs, which is what the contribution history shows. Jennifer Vasquez noted that this is an assumption drawn from past practice, not a plan term.</w:t>
       </w:r>
     </w:p>
     <w:p>
       <w:r>
-        <w:t>Amanda White also walked the disclosure exhibit, which carries the obligation through to the figures the client's statements report. Each line ties back to an earlier exhibit, so the disclosure is not a separate calculation but the end of one chain. The group confirmed the exhibit is complete and consistent with the measurement behind it.</w:t>
-      </w:r>
-    </w:p>
-    <w:p>
-      <w:r>
-        <w:t>Jason Wagner presented management's comments on the draft. The comments concerned the presentation of the trend sensitivity and the wording of one assumption rationale. They did not question the obligation or the measured inputs, and the group treated that as the important point.</w:t>
-      </w:r>
-    </w:p>
-    <w:p>
-      <w:r>
-        <w:t>Jennifer Vasquez confirmed which comments the report will take up and which reflect a professional judgment the firm will not move off. The presentation of the sensitivity will be reworked to read more plainly. The judgment on the trend basis stands, and the report will set out the reasoning so the reader can weigh it, whether or not they share it.</w:t>
+        <w:t>Jason Wagner said the company has made no decision to depart from that practice. If it does, the obligation will need to be remeasured.</w:t>
       </w:r>
     </w:p>
     <w:p>
@@ -119,12 +116,12 @@
         <w:pStyle w:val="Heading2"/>
       </w:pPr>
       <w:r>
-        <w:t>Remaining Steps</w:t>
+        <w:t>Mortality</w:t>
       </w:r>
     </w:p>
     <w:p>
       <w:r>
-        <w:t>The engagement is in its final stretch and on the schedule agreed at the start. The remaining steps are mechanical: fold in the agreed edits, reconcile the exhibits a last time, and prepare the signed opinion. Once the report is in near-final form, Jennifer Vasquez will schedule the one presentation of the results to management.</w:t>
+        <w:t>The Society of Actuaries published a new mortality improvement scale this fall. Jennifer Vasquez recommends adopting it for this measurement. Its effect will be shown on its own line in the draft report so the company and its auditors can see it.</w:t>
       </w:r>
     </w:p>
     <w:p>
@@ -132,193 +129,67 @@
         <w:pStyle w:val="Heading2"/>
       </w:pPr>
       <w:r>
-        <w:t>Action Items</w:t>
+        <w:t>Report and disclosure</w:t>
       </w:r>
     </w:p>
-    <w:tbl>
-      <w:tblPr>
-        <w:tblStyle w:val="TableGrid"/>
-        <w:tblW w:type="auto" w:w="0"/>
-        <w:tblLook w:firstColumn="1" w:firstRow="1" w:lastColumn="0" w:lastRow="0" w:noHBand="0" w:noVBand="1" w:val="04A0"/>
-      </w:tblPr>
-      <w:tblGrid>
-        <w:gridCol w:w="2880"/>
-        <w:gridCol w:w="2880"/>
-        <w:gridCol w:w="2880"/>
-      </w:tblGrid>
-      <w:tr>
-        <w:tc>
-          <w:tcPr>
-            <w:tcW w:type="dxa" w:w="2880"/>
-          </w:tcPr>
-          <w:p>
-            <w:r>
-              <w:rPr>
-                <w:b/>
-              </w:rPr>
-              <w:t>Action</w:t>
-            </w:r>
-          </w:p>
-        </w:tc>
-        <w:tc>
-          <w:tcPr>
-            <w:tcW w:type="dxa" w:w="2880"/>
-          </w:tcPr>
-          <w:p>
-            <w:r>
-              <w:rPr>
-                <w:b/>
-              </w:rPr>
-              <w:t>Owner</w:t>
-            </w:r>
-          </w:p>
-        </w:tc>
-        <w:tc>
-          <w:tcPr>
-            <w:tcW w:type="dxa" w:w="2880"/>
-          </w:tcPr>
-          <w:p>
-            <w:r>
-              <w:rPr>
-                <w:b/>
-              </w:rPr>
-              <w:t>Target</w:t>
-            </w:r>
-          </w:p>
-        </w:tc>
-      </w:tr>
-      <w:tr>
-        <w:tc>
-          <w:tcPr>
-            <w:tcW w:type="dxa" w:w="2880"/>
-          </w:tcPr>
-          <w:p>
-            <w:r>
-              <w:t>Rework the trend-sensitivity exhibit for clarity and reconcile it to the workbook</w:t>
-            </w:r>
-          </w:p>
-        </w:tc>
-        <w:tc>
-          <w:tcPr>
-            <w:tcW w:type="dxa" w:w="2880"/>
-          </w:tcPr>
-          <w:p>
-            <w:r>
-              <w:t>Amanda White</w:t>
-            </w:r>
-          </w:p>
-        </w:tc>
-        <w:tc>
-          <w:tcPr>
-            <w:tcW w:type="dxa" w:w="2880"/>
-          </w:tcPr>
-          <w:p>
-            <w:r>
-              <w:t>Jan 8</w:t>
-            </w:r>
-          </w:p>
-        </w:tc>
-      </w:tr>
-      <w:tr>
-        <w:tc>
-          <w:tcPr>
-            <w:tcW w:type="dxa" w:w="2880"/>
-          </w:tcPr>
-          <w:p>
-            <w:r>
-              <w:t>Set out the rationale for the trend basis in the report text</w:t>
-            </w:r>
-          </w:p>
-        </w:tc>
-        <w:tc>
-          <w:tcPr>
-            <w:tcW w:type="dxa" w:w="2880"/>
-          </w:tcPr>
-          <w:p>
-            <w:r>
-              <w:t>Jennifer Vasquez</w:t>
-            </w:r>
-          </w:p>
-        </w:tc>
-        <w:tc>
-          <w:tcPr>
-            <w:tcW w:type="dxa" w:w="2880"/>
-          </w:tcPr>
-          <w:p>
-            <w:r>
-              <w:t>Jan 11</w:t>
-            </w:r>
-          </w:p>
-        </w:tc>
-      </w:tr>
-      <w:tr>
-        <w:tc>
-          <w:tcPr>
-            <w:tcW w:type="dxa" w:w="2880"/>
-          </w:tcPr>
-          <w:p>
-            <w:r>
-              <w:t>Complete the final reconciliation of the exhibits to the measurement</w:t>
-            </w:r>
-          </w:p>
-        </w:tc>
-        <w:tc>
-          <w:tcPr>
-            <w:tcW w:type="dxa" w:w="2880"/>
-          </w:tcPr>
-          <w:p>
-            <w:r>
-              <w:t>Jeffrey Ochoa</w:t>
-            </w:r>
-          </w:p>
-        </w:tc>
-        <w:tc>
-          <w:tcPr>
-            <w:tcW w:type="dxa" w:w="2880"/>
-          </w:tcPr>
-          <w:p>
-            <w:r>
-              <w:t>Jan 13</w:t>
-            </w:r>
-          </w:p>
-        </w:tc>
-      </w:tr>
-      <w:tr>
-        <w:tc>
-          <w:tcPr>
-            <w:tcW w:type="dxa" w:w="2880"/>
-          </w:tcPr>
-          <w:p>
-            <w:r>
-              <w:t>Confirm management's remaining questions are resolved</w:t>
-            </w:r>
-          </w:p>
-        </w:tc>
-        <w:tc>
-          <w:tcPr>
-            <w:tcW w:type="dxa" w:w="2880"/>
-          </w:tcPr>
-          <w:p>
-            <w:r>
-              <w:t>Jason Wagner</w:t>
-            </w:r>
-          </w:p>
-        </w:tc>
-        <w:tc>
-          <w:tcPr>
-            <w:tcW w:type="dxa" w:w="2880"/>
-          </w:tcPr>
-          <w:p>
-            <w:r>
-              <w:t>Jan 7</w:t>
-            </w:r>
-          </w:p>
-        </w:tc>
-      </w:tr>
-    </w:tbl>
     <w:p>
       <w:r>
-        <w:t>The next session will review the final draft ahead of sign-off and schedule the presentation to management.</w:t>
+        <w:t>Jason Wagner asked what the auditors will need. Jennifer Vasquez said the report will include the disclosure exhibits, the rationale for each assumption, and the statement of data reliance.</w:t>
+      </w:r>
+    </w:p>
+    <w:p>
+      <w:r>
+        <w:t>Jennifer Vasquez asked that the company's comments on the draft come back in writing. Each change to the report can then be traced to its source.</w:t>
+      </w:r>
+    </w:p>
+    <w:p>
+      <w:r>
+        <w:t>The auditors may contact the team directly once the report is final. Jason Wagner will let them know whom to call.</w:t>
+      </w:r>
+    </w:p>
+    <w:p>
+      <w:pPr>
+        <w:pStyle w:val="Heading2"/>
+      </w:pPr>
+      <w:r>
+        <w:t>Follow-up</w:t>
+      </w:r>
+    </w:p>
+    <w:p>
+      <w:pPr>
+        <w:pStyle w:val="ListBullet"/>
+      </w:pPr>
+      <w:r>
+        <w:t>1. Jason Wagner: confirm that no change to retiree contributions or eligibility has been adopted or announced for the coming plan year.</w:t>
+      </w:r>
+    </w:p>
+    <w:p>
+      <w:pPr>
+        <w:pStyle w:val="ListBullet"/>
+      </w:pPr>
+      <w:r>
+        <w:t>2. Jeffrey Ochoa: update the claims exhibit with the most recent months the administrator can supply.</w:t>
+      </w:r>
+    </w:p>
+    <w:p>
+      <w:pPr>
+        <w:pStyle w:val="ListBullet"/>
+      </w:pPr>
+      <w:r>
+        <w:t>3. Amanda White: check the disclosure exhibits against the valuation output.</w:t>
+      </w:r>
+    </w:p>
+    <w:p>
+      <w:pPr>
+        <w:pStyle w:val="ListBullet"/>
+      </w:pPr>
+      <w:r>
+        <w:t>4. Jennifer Vasquez: draft the report and send it to the company for comment.</w:t>
+      </w:r>
+    </w:p>
+    <w:p>
+      <w:r>
+        <w:t>The next session will review the draft report.</w:t>
       </w:r>
     </w:p>
     <w:sectPr>
